--- a/Manual de usuario. 2.docx
+++ b/Manual de usuario. 2.docx
@@ -1,6 +1,6 @@
 
 <file path=word/document.xml><?xml version="1.0" encoding="utf-8"?>
-<w:document xmlns:wpc="http://schemas.microsoft.com/office/word/2010/wordprocessingCanvas" xmlns:cx="http://schemas.microsoft.com/office/drawing/2014/chartex" xmlns:cx1="http://schemas.microsoft.com/office/drawing/2015/9/8/chartex" xmlns:cx2="http://schemas.microsoft.com/office/drawing/2015/10/21/chartex" xmlns:cx3="http://schemas.microsoft.com/office/drawing/2016/5/9/chartex" xmlns:cx4="http://schemas.microsoft.com/office/drawing/2016/5/10/chartex" xmlns:cx5="http://schemas.microsoft.com/office/drawing/2016/5/11/chartex" xmlns:cx6="http://schemas.microsoft.com/office/drawing/2016/5/12/chartex" xmlns:cx7="http://schemas.microsoft.com/office/drawing/2016/5/13/chartex" xmlns:cx8="http://schemas.microsoft.com/office/drawing/2016/5/14/chartex" xmlns:mc="http://schemas.openxmlformats.org/markup-compatibility/2006" xmlns:aink="http://schemas.microsoft.com/office/drawing/2016/ink" xmlns:am3d="http://schemas.microsoft.com/office/drawing/2017/model3d" xmlns:o="urn:schemas-microsoft-com:office:office" xmlns:r="http://schemas.openxmlformats.org/officeDocument/2006/relationships" xmlns:m="http://schemas.openxmlformats.org/officeDocument/2006/math" xmlns:v="urn:schemas-microsoft-com:vml" xmlns:wp14="http://schemas.microsoft.com/office/word/2010/wordprocessingDrawing" xmlns:wp="http://schemas.openxmlformats.org/drawingml/2006/wordprocessingDrawing" xmlns:w10="urn:schemas-microsoft-com:office:word" xmlns:w="http://schemas.openxmlformats.org/wordprocessingml/2006/main" xmlns:w14="http://schemas.microsoft.com/office/word/2010/wordml" xmlns:w15="http://schemas.microsoft.com/office/word/2012/wordml" xmlns:w16cex="http://schemas.microsoft.com/office/word/2018/wordml/cex" xmlns:w16cid="http://schemas.microsoft.com/office/word/2016/wordml/cid" xmlns:w16="http://schemas.microsoft.com/office/word/2018/wordml" xmlns:w16sdtdh="http://schemas.microsoft.com/office/word/2020/wordml/sdtdatahash" xmlns:w16se="http://schemas.microsoft.com/office/word/2015/wordml/symex" xmlns:wpg="http://schemas.microsoft.com/office/word/2010/wordprocessingGroup" xmlns:wpi="http://schemas.microsoft.com/office/word/2010/wordprocessingInk" xmlns:wne="http://schemas.microsoft.com/office/word/2006/wordml" xmlns:wps="http://schemas.microsoft.com/office/word/2010/wordprocessingShape" mc:Ignorable="w14 w15 w16se w16cid w16 w16cex w16sdtdh wp14">
+<w:document xmlns:wpc="http://schemas.microsoft.com/office/word/2010/wordprocessingCanvas" xmlns:cx="http://schemas.microsoft.com/office/drawing/2014/chartex" xmlns:cx1="http://schemas.microsoft.com/office/drawing/2015/9/8/chartex" xmlns:cx2="http://schemas.microsoft.com/office/drawing/2015/10/21/chartex" xmlns:cx3="http://schemas.microsoft.com/office/drawing/2016/5/9/chartex" xmlns:cx4="http://schemas.microsoft.com/office/drawing/2016/5/10/chartex" xmlns:cx5="http://schemas.microsoft.com/office/drawing/2016/5/11/chartex" xmlns:cx6="http://schemas.microsoft.com/office/drawing/2016/5/12/chartex" xmlns:cx7="http://schemas.microsoft.com/office/drawing/2016/5/13/chartex" xmlns:cx8="http://schemas.microsoft.com/office/drawing/2016/5/14/chartex" xmlns:mc="http://schemas.openxmlformats.org/markup-compatibility/2006" xmlns:aink="http://schemas.microsoft.com/office/drawing/2016/ink" xmlns:am3d="http://schemas.microsoft.com/office/drawing/2017/model3d" xmlns:o="urn:schemas-microsoft-com:office:office" xmlns:oel="http://schemas.microsoft.com/office/2019/extlst" xmlns:r="http://schemas.openxmlformats.org/officeDocument/2006/relationships" xmlns:m="http://schemas.openxmlformats.org/officeDocument/2006/math" xmlns:v="urn:schemas-microsoft-com:vml" xmlns:wp14="http://schemas.microsoft.com/office/word/2010/wordprocessingDrawing" xmlns:wp="http://schemas.openxmlformats.org/drawingml/2006/wordprocessingDrawing" xmlns:w10="urn:schemas-microsoft-com:office:word" xmlns:w="http://schemas.openxmlformats.org/wordprocessingml/2006/main" xmlns:w14="http://schemas.microsoft.com/office/word/2010/wordml" xmlns:w15="http://schemas.microsoft.com/office/word/2012/wordml" xmlns:w16cex="http://schemas.microsoft.com/office/word/2018/wordml/cex" xmlns:w16cid="http://schemas.microsoft.com/office/word/2016/wordml/cid" xmlns:w16="http://schemas.microsoft.com/office/word/2018/wordml" xmlns:w16sdtdh="http://schemas.microsoft.com/office/word/2020/wordml/sdtdatahash" xmlns:w16se="http://schemas.microsoft.com/office/word/2015/wordml/symex" xmlns:wpg="http://schemas.microsoft.com/office/word/2010/wordprocessingGroup" xmlns:wpi="http://schemas.microsoft.com/office/word/2010/wordprocessingInk" xmlns:wne="http://schemas.microsoft.com/office/word/2006/wordml" xmlns:wps="http://schemas.microsoft.com/office/word/2010/wordprocessingShape" mc:Ignorable="w14 w15 w16se w16cid w16 w16cex w16sdtdh wp14">
   <w:body>
     <w:sdt>
       <w:sdtPr>
@@ -332,7 +332,7 @@
               </mc:Choice>
               <mc:Fallback>
                 <w:pict>
-                  <v:group w14:anchorId="65CEF649" id="Grupo 193" o:spid="_x0000_s1026" style="position:absolute;left:0;text-align:left;margin-left:0;margin-top:0;width:540.55pt;height:718.4pt;z-index:-251649024;mso-width-percent:882;mso-height-percent:909;mso-position-horizontal:center;mso-position-horizontal-relative:page;mso-position-vertical:center;mso-position-vertical-relative:page;mso-width-percent:882;mso-height-percent:909" coordsize="68648,91235" o:gfxdata="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">
+                  <v:group w14:anchorId="65CEF649" id="Grupo 193" o:spid="_x0000_s1026" style="position:absolute;left:0;text-align:left;margin-left:0;margin-top:0;width:540.55pt;height:718.4pt;z-index:-251649024;mso-width-percent:882;mso-height-percent:909;mso-position-horizontal:center;mso-position-horizontal-relative:page;mso-position-vertical:center;mso-position-vertical-relative:page;mso-width-percent:882;mso-height-percent:909" coordsize="68648,91235" o:gfxdata="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">
                     <v:rect id="Rectángulo 194" o:spid="_x0000_s1027" style="position:absolute;width:68580;height:13716;visibility:visible;mso-wrap-style:square;v-text-anchor:middle" o:gfxdata="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" fillcolor="#156082 [3204]" stroked="f" strokeweight="1pt"/>
                     <v:rect id="Rectángulo 195" o:spid="_x0000_s1028" style="position:absolute;top:40943;width:68580;height:50292;visibility:visible;mso-wrap-style:square;v-text-anchor:bottom" o:gfxdata="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" fillcolor="#156082 [3204]" stroked="f" strokeweight="1pt">
                       <v:textbox inset="36pt,57.6pt,36pt,36pt">
@@ -755,7 +755,7 @@
           </mc:Choice>
           <mc:Fallback>
             <w:pict>
-              <v:shape w14:anchorId="600FC542" id="Cuadro de texto 33" o:spid="_x0000_s1030" type="#_x0000_t202" style="position:absolute;left:0;text-align:left;margin-left:279pt;margin-top:74pt;width:217.5pt;height:14.5pt;z-index:251704832;visibility:visible;mso-wrap-style:square;mso-height-percent:0;mso-wrap-distance-left:9pt;mso-wrap-distance-top:0;mso-wrap-distance-right:9pt;mso-wrap-distance-bottom:0;mso-position-horizontal:absolute;mso-position-horizontal-relative:text;mso-position-vertical:absolute;mso-position-vertical-relative:text;mso-height-percent:0;mso-height-relative:margin;v-text-anchor:top" o:gfxdata="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" stroked="f">
+              <v:shape w14:anchorId="600FC542" id="Cuadro de texto 33" o:spid="_x0000_s1030" type="#_x0000_t202" style="position:absolute;left:0;text-align:left;margin-left:279pt;margin-top:74pt;width:217.5pt;height:14.5pt;z-index:251704832;visibility:visible;mso-wrap-style:square;mso-height-percent:0;mso-wrap-distance-left:9pt;mso-wrap-distance-top:0;mso-wrap-distance-right:9pt;mso-wrap-distance-bottom:0;mso-position-horizontal:absolute;mso-position-horizontal-relative:text;mso-position-vertical:absolute;mso-position-vertical-relative:text;mso-height-percent:0;mso-height-relative:margin;v-text-anchor:top" o:gfxdata="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" stroked="f">
                 <v:textbox inset="0,0,0,0">
                   <w:txbxContent>
                     <w:p>
@@ -914,7 +914,7 @@
               </wp:anchor>
             </w:drawing>
           </mc:Choice>
-          <mc:Fallback xmlns:oel="http://schemas.microsoft.com/office/2019/extlst">
+          <mc:Fallback>
             <w:pict>
               <v:shapetype w14:anchorId="64972AA4" id="_x0000_t32" coordsize="21600,21600" o:spt="32" o:oned="t" path="m,l21600,21600e" filled="f">
                 <v:path arrowok="t" fillok="f" o:connecttype="none"/>
@@ -1122,7 +1122,7 @@
               </wp:anchor>
             </w:drawing>
           </mc:Choice>
-          <mc:Fallback xmlns:oel="http://schemas.microsoft.com/office/2019/extlst">
+          <mc:Fallback>
             <w:pict>
               <v:shape w14:anchorId="47FFF96B" id="Conector recto de flecha 5" o:spid="_x0000_s1026" type="#_x0000_t32" style="position:absolute;margin-left:3in;margin-top:10.25pt;width:141pt;height:91.5pt;z-index:251644416;visibility:visible;mso-wrap-style:square;mso-width-percent:0;mso-height-percent:0;mso-wrap-distance-left:9pt;mso-wrap-distance-top:0;mso-wrap-distance-right:9pt;mso-wrap-distance-bottom:0;mso-position-horizontal:absolute;mso-position-horizontal-relative:text;mso-position-vertical:absolute;mso-position-vertical-relative:text;mso-width-percent:0;mso-height-percent:0;mso-width-relative:margin;mso-height-relative:margin" o:gfxdata="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" strokecolor="#e97132 [3205]" strokeweight="1.5pt">
                 <v:stroke endarrow="block" joinstyle="miter"/>
@@ -1186,7 +1186,7 @@
               </wp:anchor>
             </w:drawing>
           </mc:Choice>
-          <mc:Fallback xmlns:oel="http://schemas.microsoft.com/office/2019/extlst">
+          <mc:Fallback>
             <w:pict>
               <v:line w14:anchorId="1309098B" id="Conector recto 23" o:spid="_x0000_s1026" style="position:absolute;z-index:251687424;visibility:visible;mso-wrap-style:square;mso-wrap-distance-left:9pt;mso-wrap-distance-top:0;mso-wrap-distance-right:9pt;mso-wrap-distance-bottom:0;mso-position-horizontal:absolute;mso-position-horizontal-relative:text;mso-position-vertical:absolute;mso-position-vertical-relative:text" from="1pt,10.25pt" to="3in,10.25pt" o:gfxdata="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" strokecolor="#e97132 [3205]" strokeweight="1.5pt">
                 <v:stroke joinstyle="miter"/>
@@ -1351,7 +1351,7 @@
               </wp:anchor>
             </w:drawing>
           </mc:Choice>
-          <mc:Fallback xmlns:oel="http://schemas.microsoft.com/office/2019/extlst">
+          <mc:Fallback>
             <w:pict>
               <v:shape w14:anchorId="65CEECE4" id="Conector recto de flecha 6" o:spid="_x0000_s1026" type="#_x0000_t32" style="position:absolute;margin-left:213.5pt;margin-top:7.85pt;width:143.5pt;height:43.5pt;flip:y;z-index:251649536;visibility:visible;mso-wrap-style:square;mso-width-percent:0;mso-height-percent:0;mso-wrap-distance-left:9pt;mso-wrap-distance-top:0;mso-wrap-distance-right:9pt;mso-wrap-distance-bottom:0;mso-position-horizontal:absolute;mso-position-horizontal-relative:text;mso-position-vertical:absolute;mso-position-vertical-relative:text;mso-width-percent:0;mso-height-percent:0;mso-width-relative:margin;mso-height-relative:margin" o:gfxdata="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" strokecolor="#e97132 [3205]" strokeweight="1.5pt">
                 <v:stroke endarrow="block" joinstyle="miter"/>
@@ -1450,7 +1450,7 @@
               </wp:anchor>
             </w:drawing>
           </mc:Choice>
-          <mc:Fallback xmlns:oel="http://schemas.microsoft.com/office/2019/extlst">
+          <mc:Fallback>
             <w:pict>
               <v:line w14:anchorId="28983F30" id="Conector recto 24" o:spid="_x0000_s1026" style="position:absolute;z-index:251695104;visibility:visible;mso-wrap-style:square;mso-wrap-distance-left:9pt;mso-wrap-distance-top:0;mso-wrap-distance-right:9pt;mso-wrap-distance-bottom:0;mso-position-horizontal:absolute;mso-position-horizontal-relative:text;mso-position-vertical:absolute;mso-position-vertical-relative:text" from="1pt,7.75pt" to="213.5pt,7.75pt" o:gfxdata="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" strokecolor="#e97132 [3205]" strokeweight="1.5pt">
                 <v:stroke joinstyle="miter"/>
@@ -1625,7 +1625,7 @@
           </mc:Choice>
           <mc:Fallback>
             <w:pict>
-              <v:shape w14:anchorId="26B9C70B" id="Cuadro de texto 34" o:spid="_x0000_s1031" type="#_x0000_t202" style="position:absolute;left:0;text-align:left;margin-left:268.5pt;margin-top:-25pt;width:232.8pt;height:16pt;z-index:-251607040;visibility:visible;mso-wrap-style:square;mso-height-percent:0;mso-wrap-distance-left:9pt;mso-wrap-distance-top:0;mso-wrap-distance-right:9pt;mso-wrap-distance-bottom:0;mso-position-horizontal:absolute;mso-position-horizontal-relative:text;mso-position-vertical:absolute;mso-position-vertical-relative:text;mso-height-percent:0;mso-height-relative:margin;v-text-anchor:top" o:gfxdata="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" stroked="f">
+              <v:shape w14:anchorId="26B9C70B" id="Cuadro de texto 34" o:spid="_x0000_s1031" type="#_x0000_t202" style="position:absolute;left:0;text-align:left;margin-left:268.5pt;margin-top:-25pt;width:232.8pt;height:16pt;z-index:-251607040;visibility:visible;mso-wrap-style:square;mso-height-percent:0;mso-wrap-distance-left:9pt;mso-wrap-distance-top:0;mso-wrap-distance-right:9pt;mso-wrap-distance-bottom:0;mso-position-horizontal:absolute;mso-position-horizontal-relative:text;mso-position-vertical:absolute;mso-position-vertical-relative:text;mso-height-percent:0;mso-height-relative:margin;v-text-anchor:top" o:gfxdata="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" stroked="f">
                 <v:textbox inset="0,0,0,0">
                   <w:txbxContent>
                     <w:p>
@@ -1797,7 +1797,7 @@
               </wp:anchor>
             </w:drawing>
           </mc:Choice>
-          <mc:Fallback xmlns:oel="http://schemas.microsoft.com/office/2019/extlst">
+          <mc:Fallback>
             <w:pict>
               <v:shape w14:anchorId="033C1950" id="Conector recto de flecha 22" o:spid="_x0000_s1026" type="#_x0000_t32" style="position:absolute;margin-left:210.5pt;margin-top:20.45pt;width:55.5pt;height:0;z-index:251693056;visibility:visible;mso-wrap-style:square;mso-wrap-distance-left:9pt;mso-wrap-distance-top:0;mso-wrap-distance-right:9pt;mso-wrap-distance-bottom:0;mso-position-horizontal:absolute;mso-position-horizontal-relative:text;mso-position-vertical:absolute;mso-position-vertical-relative:text" o:gfxdata="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" strokecolor="black [3200]" strokeweight="1.5pt">
                 <v:stroke endarrow="block" joinstyle="miter"/>
@@ -1891,7 +1891,7 @@
               </wp:anchor>
             </w:drawing>
           </mc:Choice>
-          <mc:Fallback xmlns:oel="http://schemas.microsoft.com/office/2019/extlst">
+          <mc:Fallback>
             <w:pict>
               <v:shape w14:anchorId="1F9D3680" id="Conector recto de flecha 9" o:spid="_x0000_s1026" type="#_x0000_t32" style="position:absolute;margin-left:222.5pt;margin-top:12.2pt;width:124.5pt;height:3.6pt;z-index:251660800;visibility:visible;mso-wrap-style:square;mso-width-percent:0;mso-height-percent:0;mso-wrap-distance-left:9pt;mso-wrap-distance-top:0;mso-wrap-distance-right:9pt;mso-wrap-distance-bottom:0;mso-position-horizontal:absolute;mso-position-horizontal-relative:text;mso-position-vertical:absolute;mso-position-vertical-relative:text;mso-width-percent:0;mso-height-percent:0;mso-width-relative:margin;mso-height-relative:margin" o:gfxdata="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" strokecolor="#196b24 [3206]" strokeweight="1.5pt">
                 <v:stroke endarrow="block" joinstyle="miter"/>
@@ -1961,7 +1961,7 @@
               </wp:anchor>
             </w:drawing>
           </mc:Choice>
-          <mc:Fallback xmlns:oel="http://schemas.microsoft.com/office/2019/extlst">
+          <mc:Fallback>
             <w:pict>
               <v:line w14:anchorId="56C9D512" id="Conector recto 13" o:spid="_x0000_s1026" style="position:absolute;flip:y;z-index:251676160;visibility:visible;mso-wrap-style:square;mso-width-percent:0;mso-height-percent:0;mso-wrap-distance-left:9pt;mso-wrap-distance-top:0;mso-wrap-distance-right:9pt;mso-wrap-distance-bottom:0;mso-position-horizontal:absolute;mso-position-horizontal-relative:text;mso-position-vertical:absolute;mso-position-vertical-relative:text;mso-width-percent:0;mso-height-percent:0;mso-width-relative:margin;mso-height-relative:margin" from=".5pt,12.25pt" to="223pt,12.25pt" o:gfxdata="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" strokecolor="#196b24 [3206]" strokeweight="1.5pt">
                 <v:stroke joinstyle="miter"/>
@@ -2069,7 +2069,7 @@
               </wp:anchor>
             </w:drawing>
           </mc:Choice>
-          <mc:Fallback xmlns:oel="http://schemas.microsoft.com/office/2019/extlst">
+          <mc:Fallback>
             <w:pict>
               <v:shape w14:anchorId="748D9F4D" id="Conector recto de flecha 10" o:spid="_x0000_s1026" type="#_x0000_t32" style="position:absolute;margin-left:222.5pt;margin-top:2.05pt;width:124.5pt;height:10pt;flip:y;z-index:251668992;visibility:visible;mso-wrap-style:square;mso-width-percent:0;mso-height-percent:0;mso-wrap-distance-left:9pt;mso-wrap-distance-top:0;mso-wrap-distance-right:9pt;mso-wrap-distance-bottom:0;mso-position-horizontal:absolute;mso-position-horizontal-relative:text;mso-position-vertical:absolute;mso-position-vertical-relative:text;mso-width-percent:0;mso-height-percent:0;mso-width-relative:margin;mso-height-relative:margin" o:gfxdata="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" strokecolor="#196b24 [3206]" strokeweight="1.5pt">
                 <v:stroke endarrow="block" joinstyle="miter"/>
@@ -2139,7 +2139,7 @@
               </wp:anchor>
             </w:drawing>
           </mc:Choice>
-          <mc:Fallback xmlns:oel="http://schemas.microsoft.com/office/2019/extlst">
+          <mc:Fallback>
             <w:pict>
               <v:line w14:anchorId="528761AC" id="Conector recto 14" o:spid="_x0000_s1026" style="position:absolute;flip:y;z-index:251677184;visibility:visible;mso-wrap-style:square;mso-width-percent:0;mso-height-percent:0;mso-wrap-distance-left:9pt;mso-wrap-distance-top:0;mso-wrap-distance-right:9pt;mso-wrap-distance-bottom:0;mso-position-horizontal:absolute;mso-position-horizontal-relative:text;mso-position-vertical:absolute;mso-position-vertical-relative:text;mso-width-percent:0;mso-height-percent:0;mso-width-relative:margin;mso-height-relative:margin" from="0,12pt" to="222.5pt,12pt" o:gfxdata="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" strokecolor="#196b24 [3206]" strokeweight="1.5pt">
                 <v:stroke joinstyle="miter"/>
@@ -2218,7 +2218,7 @@
               </wp:anchor>
             </w:drawing>
           </mc:Choice>
-          <mc:Fallback xmlns:oel="http://schemas.microsoft.com/office/2019/extlst">
+          <mc:Fallback>
             <w:pict>
               <v:shape w14:anchorId="001A3A2F" id="Conector recto de flecha 11" o:spid="_x0000_s1026" type="#_x0000_t32" style="position:absolute;margin-left:222.5pt;margin-top:29.5pt;width:124.5pt;height:25.5pt;flip:y;z-index:251673088;visibility:visible;mso-wrap-style:square;mso-width-percent:0;mso-height-percent:0;mso-wrap-distance-left:9pt;mso-wrap-distance-top:0;mso-wrap-distance-right:9pt;mso-wrap-distance-bottom:0;mso-position-horizontal:absolute;mso-position-horizontal-relative:text;mso-position-vertical:absolute;mso-position-vertical-relative:text;mso-width-percent:0;mso-height-percent:0;mso-width-relative:margin;mso-height-relative:margin" o:gfxdata="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" strokecolor="#196b24 [3206]" strokeweight="1.5pt">
                 <v:stroke endarrow="block" joinstyle="miter"/>
@@ -2314,7 +2314,7 @@
               </wp:anchor>
             </w:drawing>
           </mc:Choice>
-          <mc:Fallback xmlns:oel="http://schemas.microsoft.com/office/2019/extlst">
+          <mc:Fallback>
             <w:pict>
               <v:line w14:anchorId="145CA23C" id="Conector recto 15" o:spid="_x0000_s1026" style="position:absolute;flip:y;z-index:251681792;visibility:visible;mso-wrap-style:square;mso-width-percent:0;mso-height-percent:0;mso-wrap-distance-left:9pt;mso-wrap-distance-top:0;mso-wrap-distance-right:9pt;mso-wrap-distance-bottom:0;mso-position-horizontal:absolute;mso-position-horizontal-relative:text;mso-position-vertical:absolute;mso-position-vertical-relative:text;mso-width-percent:0;mso-height-percent:0;mso-width-relative:margin;mso-height-relative:margin" from="0,11.5pt" to="222.5pt,11.5pt" o:gfxdata="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" strokecolor="#196b24 [3206]" strokeweight="1.5pt">
                 <v:stroke joinstyle="miter"/>
@@ -2393,7 +2393,7 @@
               </wp:anchor>
             </w:drawing>
           </mc:Choice>
-          <mc:Fallback xmlns:oel="http://schemas.microsoft.com/office/2019/extlst">
+          <mc:Fallback>
             <w:pict>
               <v:shape w14:anchorId="1503076A" id="Conector recto de flecha 19" o:spid="_x0000_s1026" type="#_x0000_t32" style="position:absolute;margin-left:214.5pt;margin-top:53.8pt;width:135pt;height:90pt;flip:y;z-index:251684352;visibility:visible;mso-wrap-style:square;mso-width-percent:0;mso-height-percent:0;mso-wrap-distance-left:9pt;mso-wrap-distance-top:0;mso-wrap-distance-right:9pt;mso-wrap-distance-bottom:0;mso-position-horizontal:absolute;mso-position-horizontal-relative:text;mso-position-vertical:absolute;mso-position-vertical-relative:text;mso-width-percent:0;mso-height-percent:0;mso-width-relative:margin;mso-height-relative:margin" o:gfxdata="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" strokecolor="#196b24 [3206]" strokeweight="1.5pt">
                 <v:stroke endarrow="block" joinstyle="miter"/>
@@ -2466,7 +2466,7 @@
               </wp:anchor>
             </w:drawing>
           </mc:Choice>
-          <mc:Fallback xmlns:oel="http://schemas.microsoft.com/office/2019/extlst">
+          <mc:Fallback>
             <w:pict>
               <v:shape w14:anchorId="78191AEA" id="Conector recto de flecha 17" o:spid="_x0000_s1026" type="#_x0000_t32" style="position:absolute;margin-left:219.5pt;margin-top:12.3pt;width:127.5pt;height:74.5pt;flip:y;z-index:251680256;visibility:visible;mso-wrap-style:square;mso-width-percent:0;mso-height-percent:0;mso-wrap-distance-left:9pt;mso-wrap-distance-top:0;mso-wrap-distance-right:9pt;mso-wrap-distance-bottom:0;mso-position-horizontal:absolute;mso-position-horizontal-relative:text;mso-position-vertical:absolute;mso-position-vertical-relative:text;mso-width-percent:0;mso-height-percent:0;mso-width-relative:margin;mso-height-relative:margin" o:gfxdata="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" strokecolor="#196b24 [3206]" strokeweight="1.5pt">
                 <v:stroke endarrow="block" joinstyle="miter"/>
@@ -2583,7 +2583,7 @@
               </wp:anchor>
             </w:drawing>
           </mc:Choice>
-          <mc:Fallback xmlns:oel="http://schemas.microsoft.com/office/2019/extlst">
+          <mc:Fallback>
             <w:pict>
               <v:line w14:anchorId="1E9CE15F" id="Conector recto 16" o:spid="_x0000_s1026" style="position:absolute;flip:y;z-index:251678208;visibility:visible;mso-wrap-style:square;mso-width-percent:0;mso-height-percent:0;mso-wrap-distance-left:9pt;mso-wrap-distance-top:0;mso-wrap-distance-right:9pt;mso-wrap-distance-bottom:0;mso-position-horizontal:absolute;mso-position-horizontal-relative:text;mso-position-vertical:absolute;mso-position-vertical-relative:text;mso-width-percent:0;mso-height-percent:0;mso-width-relative:margin;mso-height-relative:margin" from="-3pt,13.95pt" to="219.5pt,13.95pt" o:gfxdata="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" strokecolor="#196b24 [3206]" strokeweight="1.5pt">
                 <v:stroke joinstyle="miter"/>
@@ -2666,7 +2666,7 @@
               </wp:anchor>
             </w:drawing>
           </mc:Choice>
-          <mc:Fallback xmlns:oel="http://schemas.microsoft.com/office/2019/extlst">
+          <mc:Fallback>
             <w:pict>
               <v:shape w14:anchorId="35041A9D" id="Conector recto de flecha 21" o:spid="_x0000_s1026" type="#_x0000_t32" style="position:absolute;margin-left:210.5pt;margin-top:22.5pt;width:151pt;height:132pt;flip:y;z-index:251686400;visibility:visible;mso-wrap-style:square;mso-width-percent:0;mso-height-percent:0;mso-wrap-distance-left:9pt;mso-wrap-distance-top:0;mso-wrap-distance-right:9pt;mso-wrap-distance-bottom:0;mso-position-horizontal:absolute;mso-position-horizontal-relative:text;mso-position-vertical:absolute;mso-position-vertical-relative:text;mso-width-percent:0;mso-height-percent:0;mso-width-relative:margin;mso-height-relative:margin" o:gfxdata="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" strokecolor="#e97132 [3205]" strokeweight="1.5pt">
                 <v:stroke endarrow="block" joinstyle="miter"/>
@@ -2775,7 +2775,7 @@
               </wp:anchor>
             </w:drawing>
           </mc:Choice>
-          <mc:Fallback xmlns:oel="http://schemas.microsoft.com/office/2019/extlst">
+          <mc:Fallback>
             <w:pict>
               <v:line w14:anchorId="72338FC7" id="Conector recto 18" o:spid="_x0000_s1026" style="position:absolute;z-index:251681280;visibility:visible;mso-wrap-style:square;mso-wrap-distance-left:9pt;mso-wrap-distance-top:0;mso-wrap-distance-right:9pt;mso-wrap-distance-bottom:0;mso-position-horizontal:absolute;mso-position-horizontal-relative:text;mso-position-vertical:absolute;mso-position-vertical-relative:text" from=".5pt,12.95pt" to="214.5pt,12.95pt" o:gfxdata="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" strokecolor="#196b24 [3206]" strokeweight="1.5pt">
                 <v:stroke joinstyle="miter"/>
@@ -2911,7 +2911,7 @@
               </wp:anchor>
             </w:drawing>
           </mc:Choice>
-          <mc:Fallback xmlns:oel="http://schemas.microsoft.com/office/2019/extlst">
+          <mc:Fallback>
             <w:pict>
               <v:line w14:anchorId="6E5375B4" id="Conector recto 20" o:spid="_x0000_s1026" style="position:absolute;z-index:251689984;visibility:visible;mso-wrap-style:square;mso-wrap-distance-left:9pt;mso-wrap-distance-top:0;mso-wrap-distance-right:9pt;mso-wrap-distance-bottom:0;mso-position-horizontal:absolute;mso-position-horizontal-relative:text;mso-position-vertical:absolute;mso-position-vertical-relative:text" from=".5pt,9.1pt" to="210.5pt,9.1pt" o:gfxdata="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" strokecolor="#e97132 [3205]" strokeweight="1.5pt">
                 <v:stroke joinstyle="miter"/>
@@ -3088,7 +3088,7 @@
           </mc:Choice>
           <mc:Fallback>
             <w:pict>
-              <v:shape w14:anchorId="7507EA69" id="Cuadro de texto 35" o:spid="_x0000_s1032" type="#_x0000_t202" style="position:absolute;left:0;text-align:left;margin-left:259pt;margin-top:-7.5pt;width:250.5pt;height:11.5pt;z-index:-251604992;visibility:visible;mso-wrap-style:square;mso-height-percent:0;mso-wrap-distance-left:9pt;mso-wrap-distance-top:0;mso-wrap-distance-right:9pt;mso-wrap-distance-bottom:0;mso-position-horizontal:absolute;mso-position-horizontal-relative:text;mso-position-vertical:absolute;mso-position-vertical-relative:text;mso-height-percent:0;mso-height-relative:margin;v-text-anchor:top" o:gfxdata="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" stroked="f">
+              <v:shape w14:anchorId="7507EA69" id="Cuadro de texto 35" o:spid="_x0000_s1032" type="#_x0000_t202" style="position:absolute;left:0;text-align:left;margin-left:259pt;margin-top:-7.5pt;width:250.5pt;height:11.5pt;z-index:-251604992;visibility:visible;mso-wrap-style:square;mso-height-percent:0;mso-wrap-distance-left:9pt;mso-wrap-distance-top:0;mso-wrap-distance-right:9pt;mso-wrap-distance-bottom:0;mso-position-horizontal:absolute;mso-position-horizontal-relative:text;mso-position-vertical:absolute;mso-position-vertical-relative:text;mso-height-percent:0;mso-height-relative:margin;v-text-anchor:top" o:gfxdata="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" stroked="f">
                 <v:textbox inset="0,0,0,0">
                   <w:txbxContent>
                     <w:p>
@@ -3275,7 +3275,7 @@
               </wp:anchor>
             </w:drawing>
           </mc:Choice>
-          <mc:Fallback xmlns:oel="http://schemas.microsoft.com/office/2019/extlst">
+          <mc:Fallback>
             <w:pict>
               <v:shape w14:anchorId="08B6DCC2" id="Conector recto de flecha 27" o:spid="_x0000_s1026" type="#_x0000_t32" style="position:absolute;margin-left:213.5pt;margin-top:29.4pt;width:45.5pt;height:0;z-index:251698176;visibility:visible;mso-wrap-style:square;mso-wrap-distance-left:9pt;mso-wrap-distance-top:0;mso-wrap-distance-right:9pt;mso-wrap-distance-bottom:0;mso-position-horizontal:absolute;mso-position-horizontal-relative:text;mso-position-vertical:absolute;mso-position-vertical-relative:text" o:gfxdata="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" strokecolor="black [3200]" strokeweight="1.5pt">
                 <v:stroke endarrow="block" joinstyle="miter"/>
@@ -3356,7 +3356,7 @@
               </wp:anchor>
             </w:drawing>
           </mc:Choice>
-          <mc:Fallback xmlns:oel="http://schemas.microsoft.com/office/2019/extlst">
+          <mc:Fallback>
             <w:pict>
               <v:shapetype w14:anchorId="3C8CCA90" id="_x0000_t34" coordsize="21600,21600" o:spt="34" o:oned="t" adj="10800" path="m,l@0,0@0,21600,21600,21600e" filled="f">
                 <v:stroke joinstyle="miter"/>
@@ -3487,7 +3487,7 @@
               </wp:anchor>
             </w:drawing>
           </mc:Choice>
-          <mc:Fallback xmlns:oel="http://schemas.microsoft.com/office/2019/extlst">
+          <mc:Fallback>
             <w:pict>
               <v:shape w14:anchorId="36EE4708" id="Conector: angular 29" o:spid="_x0000_s1026" type="#_x0000_t34" style="position:absolute;margin-left:0;margin-top:.6pt;width:352.5pt;height:11pt;z-index:251692544;visibility:visible;mso-wrap-style:square;mso-width-percent:0;mso-height-percent:0;mso-wrap-distance-left:9pt;mso-wrap-distance-top:0;mso-wrap-distance-right:9pt;mso-wrap-distance-bottom:0;mso-position-horizontal:absolute;mso-position-horizontal-relative:text;mso-position-vertical:absolute;mso-position-vertical-relative:text;mso-width-percent:0;mso-height-percent:0;mso-width-relative:margin;mso-height-relative:margin" o:gfxdata="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" adj="14123" strokecolor="#196b24 [3206]" strokeweight="1.5pt">
                 <v:stroke endarrow="block"/>
@@ -3577,7 +3577,7 @@
               </wp:anchor>
             </w:drawing>
           </mc:Choice>
-          <mc:Fallback xmlns:oel="http://schemas.microsoft.com/office/2019/extlst">
+          <mc:Fallback>
             <w:pict>
               <v:shape w14:anchorId="1A273D6D" id="Conector recto de flecha 31" o:spid="_x0000_s1026" type="#_x0000_t32" style="position:absolute;margin-left:239pt;margin-top:21.65pt;width:91pt;height:19pt;z-index:251703296;visibility:visible;mso-wrap-style:square;mso-wrap-distance-left:9pt;mso-wrap-distance-top:0;mso-wrap-distance-right:9pt;mso-wrap-distance-bottom:0;mso-position-horizontal:absolute;mso-position-horizontal-relative:text;mso-position-vertical:absolute;mso-position-vertical-relative:text" o:gfxdata="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" strokecolor="#e97132 [3205]" strokeweight="1.5pt">
                 <v:stroke endarrow="block" joinstyle="miter"/>
@@ -3641,7 +3641,7 @@
               </wp:anchor>
             </w:drawing>
           </mc:Choice>
-          <mc:Fallback xmlns:oel="http://schemas.microsoft.com/office/2019/extlst">
+          <mc:Fallback>
             <w:pict>
               <v:line w14:anchorId="53689B8B" id="Conector recto 30" o:spid="_x0000_s1026" style="position:absolute;z-index:251702272;visibility:visible;mso-wrap-style:square;mso-wrap-distance-left:9pt;mso-wrap-distance-top:0;mso-wrap-distance-right:9pt;mso-wrap-distance-bottom:0;mso-position-horizontal:absolute;mso-position-horizontal-relative:text;mso-position-vertical:absolute;mso-position-vertical-relative:text" from="0,18.65pt" to="239pt,21.65pt" o:gfxdata="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" strokecolor="#e97132 [3205]" strokeweight="1.5pt">
                 <v:stroke joinstyle="miter"/>
@@ -3856,7 +3856,7 @@
               </wp:anchor>
             </w:drawing>
           </mc:Choice>
-          <mc:Fallback xmlns:oel="http://schemas.microsoft.com/office/2019/extlst">
+          <mc:Fallback>
             <w:pict>
               <v:shapetype w14:anchorId="2A8A4B86" id="_x0000_t32" coordsize="21600,21600" o:spt="32" o:oned="t" path="m,l21600,21600e" filled="f">
                 <v:path arrowok="t" fillok="f" o:connecttype="none"/>
@@ -3930,7 +3930,7 @@
               </wp:anchor>
             </w:drawing>
           </mc:Choice>
-          <mc:Fallback xmlns:oel="http://schemas.microsoft.com/office/2019/extlst">
+          <mc:Fallback>
             <w:pict>
               <v:line w14:anchorId="2A165BDE" id="Conector recto 2" o:spid="_x0000_s1026" style="position:absolute;flip:y;z-index:251720704;visibility:visible;mso-wrap-style:square;mso-width-percent:0;mso-height-percent:0;mso-wrap-distance-left:9pt;mso-wrap-distance-top:0;mso-wrap-distance-right:9pt;mso-wrap-distance-bottom:0;mso-position-horizontal:absolute;mso-position-horizontal-relative:text;mso-position-vertical:absolute;mso-position-vertical-relative:text;mso-width-percent:0;mso-height-percent:0;mso-width-relative:margin;mso-height-relative:margin" from="-2.05pt,14.3pt" to="212.95pt,14.3pt" o:gfxdata="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" strokecolor="#e97132 [3205]" strokeweight="1.5pt">
                 <v:stroke joinstyle="miter"/>
@@ -4008,7 +4008,7 @@
               </wp:anchor>
             </w:drawing>
           </mc:Choice>
-          <mc:Fallback xmlns:oel="http://schemas.microsoft.com/office/2019/extlst">
+          <mc:Fallback>
             <w:pict>
               <v:shape w14:anchorId="3A9A8FC7" id="Conector recto de flecha 12" o:spid="_x0000_s1026" type="#_x0000_t32" style="position:absolute;margin-left:215.45pt;margin-top:36.1pt;width:130.25pt;height:57.7pt;flip:y;z-index:251723776;visibility:visible;mso-wrap-style:square;mso-wrap-distance-left:9pt;mso-wrap-distance-top:0;mso-wrap-distance-right:9pt;mso-wrap-distance-bottom:0;mso-position-horizontal:absolute;mso-position-horizontal-relative:text;mso-position-vertical:absolute;mso-position-vertical-relative:text" o:gfxdata="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" strokecolor="#e97132 [3205]" strokeweight="1.5pt">
                 <v:stroke endarrow="block" joinstyle="miter"/>
@@ -4106,7 +4106,7 @@
               </wp:anchor>
             </w:drawing>
           </mc:Choice>
-          <mc:Fallback xmlns:oel="http://schemas.microsoft.com/office/2019/extlst">
+          <mc:Fallback>
             <w:pict>
               <v:shape w14:anchorId="4AE53239" id="Conector recto de flecha 40" o:spid="_x0000_s1026" type="#_x0000_t32" style="position:absolute;margin-left:207.8pt;margin-top:1.2pt;width:137.9pt;height:99.55pt;flip:y;z-index:251725824;visibility:visible;mso-wrap-style:square;mso-wrap-distance-left:9pt;mso-wrap-distance-top:0;mso-wrap-distance-right:9pt;mso-wrap-distance-bottom:0;mso-position-horizontal:absolute;mso-position-horizontal-relative:text;mso-position-vertical:absolute;mso-position-vertical-relative:text" o:gfxdata="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" strokecolor="#e97132 [3205]" strokeweight="1.5pt">
                 <v:stroke endarrow="block" joinstyle="miter"/>
@@ -4170,7 +4170,7 @@
               </wp:anchor>
             </w:drawing>
           </mc:Choice>
-          <mc:Fallback xmlns:oel="http://schemas.microsoft.com/office/2019/extlst">
+          <mc:Fallback>
             <w:pict>
               <v:line w14:anchorId="3F9BC2C0" id="Conector recto 8" o:spid="_x0000_s1026" style="position:absolute;z-index:251722752;visibility:visible;mso-wrap-style:square;mso-wrap-distance-left:9pt;mso-wrap-distance-top:0;mso-wrap-distance-right:9pt;mso-wrap-distance-bottom:0;mso-position-horizontal:absolute;mso-position-horizontal-relative:text;mso-position-vertical:absolute;mso-position-vertical-relative:text" from="-2.05pt,17.55pt" to="215.5pt,17.55pt" o:gfxdata="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" strokecolor="#e97132 [3205]" strokeweight="1.5pt">
                 <v:stroke joinstyle="miter"/>
@@ -4248,7 +4248,7 @@
               </wp:anchor>
             </w:drawing>
           </mc:Choice>
-          <mc:Fallback xmlns:oel="http://schemas.microsoft.com/office/2019/extlst">
+          <mc:Fallback>
             <w:pict>
               <v:shape w14:anchorId="67AEA4AB" id="Conector recto de flecha 42" o:spid="_x0000_s1026" type="#_x0000_t32" style="position:absolute;margin-left:222.6pt;margin-top:23.45pt;width:123.1pt;height:153.7pt;flip:y;z-index:251727872;visibility:visible;mso-wrap-style:square;mso-wrap-distance-left:9pt;mso-wrap-distance-top:0;mso-wrap-distance-right:9pt;mso-wrap-distance-bottom:0;mso-position-horizontal:absolute;mso-position-horizontal-relative:text;mso-position-vertical:absolute;mso-position-vertical-relative:text" o:gfxdata="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" strokecolor="#e97132 [3205]" strokeweight="1.5pt">
                 <v:stroke endarrow="block" joinstyle="miter"/>
@@ -4365,7 +4365,7 @@
               </wp:anchor>
             </w:drawing>
           </mc:Choice>
-          <mc:Fallback xmlns:oel="http://schemas.microsoft.com/office/2019/extlst">
+          <mc:Fallback>
             <w:pict>
               <v:shape w14:anchorId="4E74EEDC" id="Conector recto de flecha 44" o:spid="_x0000_s1026" type="#_x0000_t32" style="position:absolute;margin-left:199.6pt;margin-top:3.25pt;width:157.35pt;height:209.85pt;flip:y;z-index:251729920;visibility:visible;mso-wrap-style:square;mso-wrap-distance-left:9pt;mso-wrap-distance-top:0;mso-wrap-distance-right:9pt;mso-wrap-distance-bottom:0;mso-position-horizontal:absolute;mso-position-horizontal-relative:text;mso-position-vertical:absolute;mso-position-vertical-relative:text" o:gfxdata="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" strokecolor="#e97132 [3205]" strokeweight="1.5pt">
                 <v:stroke endarrow="block" joinstyle="miter"/>
@@ -4429,7 +4429,7 @@
               </wp:anchor>
             </w:drawing>
           </mc:Choice>
-          <mc:Fallback xmlns:oel="http://schemas.microsoft.com/office/2019/extlst">
+          <mc:Fallback>
             <w:pict>
               <v:line w14:anchorId="7DCF1970" id="Conector recto 25" o:spid="_x0000_s1026" style="position:absolute;z-index:251724800;visibility:visible;mso-wrap-style:square;mso-wrap-distance-left:9pt;mso-wrap-distance-top:0;mso-wrap-distance-right:9pt;mso-wrap-distance-bottom:0;mso-position-horizontal:absolute;mso-position-horizontal-relative:text;mso-position-vertical:absolute;mso-position-vertical-relative:text" from="-2.05pt,16.5pt" to="207.8pt,16.5pt" o:gfxdata="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" strokecolor="#e97132 [3205]" strokeweight="1.5pt">
                 <v:stroke joinstyle="miter"/>
@@ -4555,7 +4555,7 @@
               </wp:anchor>
             </w:drawing>
           </mc:Choice>
-          <mc:Fallback xmlns:oel="http://schemas.microsoft.com/office/2019/extlst">
+          <mc:Fallback>
             <w:pict>
               <v:line w14:anchorId="097A05D5" id="Conector recto 41" o:spid="_x0000_s1026" style="position:absolute;z-index:251726848;visibility:visible;mso-wrap-style:square;mso-wrap-distance-left:9pt;mso-wrap-distance-top:0;mso-wrap-distance-right:9pt;mso-wrap-distance-bottom:0;mso-position-horizontal:absolute;mso-position-horizontal-relative:text;mso-position-vertical:absolute;mso-position-vertical-relative:text" from="2.05pt,16.65pt" to="222.65pt,16.65pt" o:gfxdata="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" strokecolor="#e97132 [3205]" strokeweight="1.5pt">
                 <v:stroke joinstyle="miter"/>
@@ -4672,7 +4672,7 @@
               </wp:anchor>
             </w:drawing>
           </mc:Choice>
-          <mc:Fallback xmlns:oel="http://schemas.microsoft.com/office/2019/extlst">
+          <mc:Fallback>
             <w:pict>
               <v:line w14:anchorId="3F058113" id="Conector recto 43" o:spid="_x0000_s1026" style="position:absolute;z-index:251728896;visibility:visible;mso-wrap-style:square;mso-width-percent:0;mso-wrap-distance-left:9pt;mso-wrap-distance-top:0;mso-wrap-distance-right:9pt;mso-wrap-distance-bottom:0;mso-position-horizontal:absolute;mso-position-horizontal-relative:text;mso-position-vertical:absolute;mso-position-vertical-relative:text;mso-width-percent:0;mso-width-relative:margin" from="-2.05pt,17.3pt" to="199.65pt,17.3pt" o:gfxdata="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" strokecolor="#e97132 [3205]" strokeweight="1.5pt">
                 <v:stroke joinstyle="miter"/>
@@ -4867,54 +4867,6 @@
                     <a:xfrm>
                       <a:off x="0" y="0"/>
                       <a:ext cx="2747010" cy="2061845"/>
-                    </a:xfrm>
-                    <a:prstGeom prst="rect">
-                      <a:avLst/>
-                    </a:prstGeom>
-                  </pic:spPr>
-                </pic:pic>
-              </a:graphicData>
-            </a:graphic>
-          </wp:anchor>
-        </w:drawing>
-      </w:r>
-      <w:r>
-        <w:rPr>
-          <w:noProof/>
-        </w:rPr>
-        <w:drawing>
-          <wp:anchor distT="0" distB="0" distL="114300" distR="114300" simplePos="0" relativeHeight="251719680" behindDoc="1" locked="0" layoutInCell="1" allowOverlap="1" wp14:anchorId="6C9B5319" wp14:editId="4D945EDD">
-            <wp:simplePos x="0" y="0"/>
-            <wp:positionH relativeFrom="column">
-              <wp:posOffset>246185</wp:posOffset>
-            </wp:positionH>
-            <wp:positionV relativeFrom="paragraph">
-              <wp:posOffset>298841</wp:posOffset>
-            </wp:positionV>
-            <wp:extent cx="2747010" cy="2019300"/>
-            <wp:effectExtent l="0" t="0" r="0" b="0"/>
-            <wp:wrapNone/>
-            <wp:docPr id="39" name="Imagen 39"/>
-            <wp:cNvGraphicFramePr>
-              <a:graphicFrameLocks xmlns:a="http://schemas.openxmlformats.org/drawingml/2006/main" noChangeAspect="1"/>
-            </wp:cNvGraphicFramePr>
-            <a:graphic xmlns:a="http://schemas.openxmlformats.org/drawingml/2006/main">
-              <a:graphicData uri="http://schemas.openxmlformats.org/drawingml/2006/picture">
-                <pic:pic xmlns:pic="http://schemas.openxmlformats.org/drawingml/2006/picture">
-                  <pic:nvPicPr>
-                    <pic:cNvPr id="1" name=""/>
-                    <pic:cNvPicPr/>
-                  </pic:nvPicPr>
-                  <pic:blipFill>
-                    <a:blip r:embed="rId14"/>
-                    <a:stretch>
-                      <a:fillRect/>
-                    </a:stretch>
-                  </pic:blipFill>
-                  <pic:spPr>
-                    <a:xfrm>
-                      <a:off x="0" y="0"/>
-                      <a:ext cx="2747010" cy="2019300"/>
                     </a:xfrm>
                     <a:prstGeom prst="rect">
                       <a:avLst/>
@@ -5194,6 +5146,60 @@
         <w:pStyle w:val="NormalWeb"/>
         <w:ind w:left="360"/>
       </w:pPr>
+      <w:r>
+        <w:rPr>
+          <w:noProof/>
+        </w:rPr>
+        <w:drawing>
+          <wp:anchor distT="0" distB="0" distL="114300" distR="114300" simplePos="0" relativeHeight="251719680" behindDoc="1" locked="0" layoutInCell="1" allowOverlap="1" wp14:anchorId="6C9B5319" wp14:editId="5FDDBCF8">
+            <wp:simplePos x="0" y="0"/>
+            <wp:positionH relativeFrom="column">
+              <wp:posOffset>39154</wp:posOffset>
+            </wp:positionH>
+            <wp:positionV relativeFrom="paragraph">
+              <wp:posOffset>-584011</wp:posOffset>
+            </wp:positionV>
+            <wp:extent cx="2982595" cy="3041016"/>
+            <wp:effectExtent l="0" t="0" r="8255" b="6985"/>
+            <wp:wrapNone/>
+            <wp:docPr id="39" name="Imagen 39"/>
+            <wp:cNvGraphicFramePr>
+              <a:graphicFrameLocks xmlns:a="http://schemas.openxmlformats.org/drawingml/2006/main" noChangeAspect="1"/>
+            </wp:cNvGraphicFramePr>
+            <a:graphic xmlns:a="http://schemas.openxmlformats.org/drawingml/2006/main">
+              <a:graphicData uri="http://schemas.openxmlformats.org/drawingml/2006/picture">
+                <pic:pic xmlns:pic="http://schemas.openxmlformats.org/drawingml/2006/picture">
+                  <pic:nvPicPr>
+                    <pic:cNvPr id="1" name=""/>
+                    <pic:cNvPicPr/>
+                  </pic:nvPicPr>
+                  <pic:blipFill>
+                    <a:blip r:embed="rId14"/>
+                    <a:stretch>
+                      <a:fillRect/>
+                    </a:stretch>
+                  </pic:blipFill>
+                  <pic:spPr>
+                    <a:xfrm>
+                      <a:off x="0" y="0"/>
+                      <a:ext cx="2982595" cy="3041016"/>
+                    </a:xfrm>
+                    <a:prstGeom prst="rect">
+                      <a:avLst/>
+                    </a:prstGeom>
+                  </pic:spPr>
+                </pic:pic>
+              </a:graphicData>
+            </a:graphic>
+            <wp14:sizeRelH relativeFrom="margin">
+              <wp14:pctWidth>0</wp14:pctWidth>
+            </wp14:sizeRelH>
+            <wp14:sizeRelV relativeFrom="margin">
+              <wp14:pctHeight>0</wp14:pctHeight>
+            </wp14:sizeRelV>
+          </wp:anchor>
+        </w:drawing>
+      </w:r>
     </w:p>
     <w:p>
       <w:pPr>
@@ -5894,7 +5900,7 @@
 </file>
 
 <file path=word/numbering.xml><?xml version="1.0" encoding="utf-8"?>
-<w:numbering xmlns:wpc="http://schemas.microsoft.com/office/word/2010/wordprocessingCanvas" xmlns:cx="http://schemas.microsoft.com/office/drawing/2014/chartex" xmlns:cx1="http://schemas.microsoft.com/office/drawing/2015/9/8/chartex" xmlns:cx2="http://schemas.microsoft.com/office/drawing/2015/10/21/chartex" xmlns:cx3="http://schemas.microsoft.com/office/drawing/2016/5/9/chartex" xmlns:cx4="http://schemas.microsoft.com/office/drawing/2016/5/10/chartex" xmlns:cx5="http://schemas.microsoft.com/office/drawing/2016/5/11/chartex" xmlns:cx6="http://schemas.microsoft.com/office/drawing/2016/5/12/chartex" xmlns:cx7="http://schemas.microsoft.com/office/drawing/2016/5/13/chartex" xmlns:cx8="http://schemas.microsoft.com/office/drawing/2016/5/14/chartex" xmlns:mc="http://schemas.openxmlformats.org/markup-compatibility/2006" xmlns:aink="http://schemas.microsoft.com/office/drawing/2016/ink" xmlns:am3d="http://schemas.microsoft.com/office/drawing/2017/model3d" xmlns:o="urn:schemas-microsoft-com:office:office" xmlns:r="http://schemas.openxmlformats.org/officeDocument/2006/relationships" xmlns:m="http://schemas.openxmlformats.org/officeDocument/2006/math" xmlns:v="urn:schemas-microsoft-com:vml" xmlns:wp14="http://schemas.microsoft.com/office/word/2010/wordprocessingDrawing" xmlns:wp="http://schemas.openxmlformats.org/drawingml/2006/wordprocessingDrawing" xmlns:w10="urn:schemas-microsoft-com:office:word" xmlns:w="http://schemas.openxmlformats.org/wordprocessingml/2006/main" xmlns:w14="http://schemas.microsoft.com/office/word/2010/wordml" xmlns:w15="http://schemas.microsoft.com/office/word/2012/wordml" xmlns:w16cex="http://schemas.microsoft.com/office/word/2018/wordml/cex" xmlns:w16cid="http://schemas.microsoft.com/office/word/2016/wordml/cid" xmlns:w16="http://schemas.microsoft.com/office/word/2018/wordml" xmlns:w16sdtdh="http://schemas.microsoft.com/office/word/2020/wordml/sdtdatahash" xmlns:w16se="http://schemas.microsoft.com/office/word/2015/wordml/symex" xmlns:wpg="http://schemas.microsoft.com/office/word/2010/wordprocessingGroup" xmlns:wpi="http://schemas.microsoft.com/office/word/2010/wordprocessingInk" xmlns:wne="http://schemas.microsoft.com/office/word/2006/wordml" xmlns:wps="http://schemas.microsoft.com/office/word/2010/wordprocessingShape" mc:Ignorable="w14 w15 w16se w16cid w16 w16cex w16sdtdh wp14">
+<w:numbering xmlns:wpc="http://schemas.microsoft.com/office/word/2010/wordprocessingCanvas" xmlns:cx="http://schemas.microsoft.com/office/drawing/2014/chartex" xmlns:cx1="http://schemas.microsoft.com/office/drawing/2015/9/8/chartex" xmlns:cx2="http://schemas.microsoft.com/office/drawing/2015/10/21/chartex" xmlns:cx3="http://schemas.microsoft.com/office/drawing/2016/5/9/chartex" xmlns:cx4="http://schemas.microsoft.com/office/drawing/2016/5/10/chartex" xmlns:cx5="http://schemas.microsoft.com/office/drawing/2016/5/11/chartex" xmlns:cx6="http://schemas.microsoft.com/office/drawing/2016/5/12/chartex" xmlns:cx7="http://schemas.microsoft.com/office/drawing/2016/5/13/chartex" xmlns:cx8="http://schemas.microsoft.com/office/drawing/2016/5/14/chartex" xmlns:mc="http://schemas.openxmlformats.org/markup-compatibility/2006" xmlns:aink="http://schemas.microsoft.com/office/drawing/2016/ink" xmlns:am3d="http://schemas.microsoft.com/office/drawing/2017/model3d" xmlns:o="urn:schemas-microsoft-com:office:office" xmlns:oel="http://schemas.microsoft.com/office/2019/extlst" xmlns:r="http://schemas.openxmlformats.org/officeDocument/2006/relationships" xmlns:m="http://schemas.openxmlformats.org/officeDocument/2006/math" xmlns:v="urn:schemas-microsoft-com:vml" xmlns:wp14="http://schemas.microsoft.com/office/word/2010/wordprocessingDrawing" xmlns:wp="http://schemas.openxmlformats.org/drawingml/2006/wordprocessingDrawing" xmlns:w10="urn:schemas-microsoft-com:office:word" xmlns:w="http://schemas.openxmlformats.org/wordprocessingml/2006/main" xmlns:w14="http://schemas.microsoft.com/office/word/2010/wordml" xmlns:w15="http://schemas.microsoft.com/office/word/2012/wordml" xmlns:w16cex="http://schemas.microsoft.com/office/word/2018/wordml/cex" xmlns:w16cid="http://schemas.microsoft.com/office/word/2016/wordml/cid" xmlns:w16="http://schemas.microsoft.com/office/word/2018/wordml" xmlns:w16sdtdh="http://schemas.microsoft.com/office/word/2020/wordml/sdtdatahash" xmlns:w16se="http://schemas.microsoft.com/office/word/2015/wordml/symex" xmlns:wpg="http://schemas.microsoft.com/office/word/2010/wordprocessingGroup" xmlns:wpi="http://schemas.microsoft.com/office/word/2010/wordprocessingInk" xmlns:wne="http://schemas.microsoft.com/office/word/2006/wordml" xmlns:wps="http://schemas.microsoft.com/office/word/2010/wordprocessingShape" mc:Ignorable="w14 w15 w16se w16cid w16 w16cex w16sdtdh wp14">
   <w:abstractNum w:abstractNumId="0" w15:restartNumberingAfterBreak="0">
     <w:nsid w:val="036313EB"/>
     <w:multiLevelType w:val="multilevel"/>
@@ -6044,7 +6050,7 @@
       </w:rPr>
     </w:lvl>
   </w:abstractNum>
-  <w:num w:numId="1">
+  <w:num w:numId="1" w16cid:durableId="1966957686">
     <w:abstractNumId w:val="0"/>
   </w:num>
 </w:numbering>
